--- a/samples/financial_Email_Summary.docx
+++ b/samples/financial_Email_Summary.docx
@@ -171,7 +171,7 @@
           <w:szCs w:val="21"/>
           <w:rFonts w:ascii="Arial" w:cs="Arial" w:eastAsia="Arial" w:hAnsi="Arial"/>
         </w:rPr>
-        <w:t xml:space="preserve">Recommendation: advance Meridian Components Inc. to the management interview phase. The financial profile supports the acquisition thesis, subject to the diligence items below.</w:t>
+        <w:t xml:space="preserve">Recommendation: advance Meridian Components Inc. to the management interview phase, leading with procurement scale and vendor consolidation. The financial profile supports the acquisition thesis, subject to the diligence items below.</w:t>
       </w:r>
     </w:p>
     <w:p>
@@ -207,7 +207,7 @@
           <w:szCs w:val="21"/>
           <w:rFonts w:ascii="Arial" w:cs="Arial" w:eastAsia="Arial" w:hAnsi="Arial"/>
         </w:rPr>
-        <w:t xml:space="preserve">Decision needed: approve interview scheduling and data room access by end of week to hold the timeline.</w:t>
+        <w:t xml:space="preserve">Decision needed: approve interview scheduling and data room access within two weeks to hold the timeline.</w:t>
       </w:r>
     </w:p>
     <w:p>
@@ -287,20 +287,20 @@
           <w:szCs w:val="21"/>
           <w:rFonts w:ascii="Arial" w:cs="Arial" w:eastAsia="Arial" w:hAnsi="Arial"/>
         </w:rPr>
-        <w:t xml:space="preserve">3. Primary risk: </w:t>
-      </w:r>
-      <w:r>
-        <w:rPr>
-          <w:b w:val="false"/>
-          <w:bCs w:val="false"/>
-          <w:i w:val="false"/>
-          <w:iCs w:val="false"/>
-          <w:color w:val="1A1A1A"/>
-          <w:sz w:val="21"/>
-          <w:szCs w:val="21"/>
-          <w:rFonts w:ascii="Arial" w:cs="Arial" w:eastAsia="Arial" w:hAnsi="Arial"/>
-        </w:rPr>
-        <w:t xml:space="preserve">Synergy capture depends on procurement and G&amp;A overlap that has not yet been validated bottom up.</w:t>
+        <w:t xml:space="preserve">3. Integration readiness: </w:t>
+      </w:r>
+      <w:r>
+        <w:rPr>
+          <w:b w:val="false"/>
+          <w:bCs w:val="false"/>
+          <w:i w:val="false"/>
+          <w:iCs w:val="false"/>
+          <w:color w:val="1A1A1A"/>
+          <w:sz w:val="21"/>
+          <w:szCs w:val="21"/>
+          <w:rFonts w:ascii="Arial" w:cs="Arial" w:eastAsia="Arial" w:hAnsi="Arial"/>
+        </w:rPr>
+        <w:t xml:space="preserve">Operational dependencies and management retention determine speed to value; both are unconfirmed at this stage.</w:t>
       </w:r>
     </w:p>
     <w:p>
@@ -387,7 +387,7 @@
           <w:szCs w:val="21"/>
           <w:rFonts w:ascii="Arial" w:cs="Arial" w:eastAsia="Arial" w:hAnsi="Arial"/>
         </w:rPr>
-        <w:t xml:space="preserve">Fold validated findings into the deal model and reconvene (week 4).</w:t>
+        <w:t xml:space="preserve">Fold validated findings into the model and reconvene (week 4).</w:t>
       </w:r>
     </w:p>
     <w:p>

--- a/samples/financial_Email_Summary.docx
+++ b/samples/financial_Email_Summary.docx
@@ -269,7 +269,7 @@
           <w:szCs w:val="21"/>
           <w:rFonts w:ascii="Arial" w:cs="Arial" w:eastAsia="Arial" w:hAnsi="Arial"/>
         </w:rPr>
-        <w:t xml:space="preserve">A one point change in the growth assumption moves year five revenue by roughly $9.2M; growth quality is the single most valuable interview topic.</w:t>
+        <w:t xml:space="preserve">One percentage point of synergy on cost of goods sold is worth about $1.1M a year; validating the per line ranges is the most valuable interview outcome.</w:t>
       </w:r>
     </w:p>
     <w:p>

--- a/samples/financial_Email_Summary.docx
+++ b/samples/financial_Email_Summary.docx
@@ -171,7 +171,7 @@
           <w:szCs w:val="21"/>
           <w:rFonts w:ascii="Arial" w:cs="Arial" w:eastAsia="Arial" w:hAnsi="Arial"/>
         </w:rPr>
-        <w:t xml:space="preserve">Recommendation: advance Meridian Components Inc. to the management interview phase, leading with procurement scale and vendor consolidation. The financial profile supports the acquisition thesis, subject to the diligence items below.</w:t>
+        <w:t xml:space="preserve">Recommendation: advance Meridian Components Inc. to the management interview phase; the lead hypothesis is "Procurement scale and vendor consolidation". The financial profile supports the acquisition thesis, subject to the diligence items below.</w:t>
       </w:r>
     </w:p>
     <w:p>

--- a/samples/financial_Email_Summary.docx
+++ b/samples/financial_Email_Summary.docx
@@ -300,7 +300,7 @@
           <w:szCs w:val="21"/>
           <w:rFonts w:ascii="Arial" w:cs="Arial" w:eastAsia="Arial" w:hAnsi="Arial"/>
         </w:rPr>
-        <w:t xml:space="preserve">Operational dependencies and management retention determine speed to value; both are unconfirmed at this stage.</w:t>
+        <w:t xml:space="preserve">Operational dependencies and management retention determine speed to value; the summary carries the full view.</w:t>
       </w:r>
     </w:p>
     <w:p>

--- a/samples/financial_Email_Summary.docx
+++ b/samples/financial_Email_Summary.docx
@@ -429,7 +429,7 @@
     <w:sectPr>
       <w:headerReference w:type="default" r:id="rId6"/>
       <w:footerReference w:type="default" r:id="rId7"/>
-      <w:pgSz w:w="11906" w:h="16838" w:orient="portrait"/>
+      <w:pgSz w:w="12240" w:h="15840" w:orient="portrait"/>
       <w:pgMar w:top="1440" w:right="1440" w:bottom="1440" w:left="1440" w:header="708" w:footer="708" w:gutter="0"/>
       <w:pgNumType/>
       <w:docGrid w:linePitch="360"/>
